--- a/dashboard_econ_num/rapport/Rapport_Methodologique_Economie_Numerique_Togo.docx
+++ b/dashboard_econ_num/rapport/Rapport_Methodologique_Economie_Numerique_Togo.docx
@@ -3065,7 +3065,7 @@
         <w:pStyle w:val="ListBullet"/>
       </w:pPr>
       <w:r>
-        <w:t>Interface Shiny for Python : bandeau et barre de navigation fixes, filtres region/prefecture, 8 onglets thematiques.</w:t>
+        <w:t>Interface Shiny for Python : bandeau et barre de navigation fixes, filtres en cascade region -&gt; prefecture -&gt; commune -&gt; canton, 8 onglets thematiques.</w:t>
       </w:r>
     </w:p>
     <w:p>
